--- a/NIST-800-207/CSW-NIST-800-207-Reference-Design.docx
+++ b/NIST-800-207/CSW-NIST-800-207-Reference-Design.docx
@@ -37,13 +37,13 @@
         <w:t xml:space="preserve">Cisco Secure Workload — NIST SP 800-207 Zero Trust Architecture</w:t>
       </w:r>
     </w:p>
-    <w:bookmarkStart w:id="9" w:name="X750d200c5b15fc0b155e2d60dc8ee3edced172c"/>
+    <w:bookmarkStart w:id="9" w:name="X6cda39ac06ec7098227f7c19bf64541995c6fe7"/>
     <w:p>
       <w:pPr>
         <w:pStyle w:val="Heading2"/>
       </w:pPr>
       <w:r>
-        <w:t xml:space="preserve">Technical Runbook | Federal Agencies &amp; Enterprise Accounts</w:t>
+        <w:t xml:space="preserve">Reference Design | Federal Agencies &amp; Enterprise Accounts</w:t>
       </w:r>
     </w:p>
     <w:p>
@@ -158,7 +158,7 @@
           <w:b/>
           <w:bCs/>
         </w:rPr>
-        <w:t xml:space="preserve">Questions this runbook helps you answer:</w:t>
+        <w:t xml:space="preserve">Questions this reference design helps you answer:</w:t>
       </w:r>
     </w:p>
     <w:p>
